--- a/testakten/insolvenzverwaltung-moebelwerk-havelberg-regelverfahren/14_sachwalter_eigenverwaltung_notiz.docx
+++ b/testakten/insolvenzverwaltung-moebelwerk-havelberg-regelverfahren/14_sachwalter_eigenverwaltung_notiz.docx
@@ -5,83 +5,114 @@
     <w:p>
       <w:pPr>
         <w:pStyle w:val="Heading1"/>
+        <w:spacing w:after="160" w:line="259" w:lineRule="auto"/>
       </w:pPr>
       <w:r>
         <w:rPr>
           <w:rFonts w:ascii="Times New Roman" w:hAnsi="Times New Roman"/>
+          <w:b/>
+          <w:sz w:val="28"/>
         </w:rPr>
         <w:t>Aktenvermerk – Prüfung Eigenverwaltung / Sachwalter</w:t>
       </w:r>
     </w:p>
     <w:p>
       <w:pPr>
+        <w:spacing w:before="120" w:after="60" w:line="259" w:lineRule="auto"/>
         <w:ind w:left="567"/>
       </w:pPr>
       <w:r>
         <w:rPr>
+          <w:rFonts w:ascii="Times New Roman" w:hAnsi="Times New Roman"/>
+          <w:b/>
           <w:i/>
+          <w:sz w:val="22"/>
         </w:rPr>
         <w:t>Az.: 7 IN 41/26, Amtsgericht Stendal</w:t>
       </w:r>
     </w:p>
     <w:p>
       <w:pPr>
+        <w:spacing w:before="120" w:after="60" w:line="259" w:lineRule="auto"/>
         <w:ind w:left="567"/>
       </w:pPr>
       <w:r>
         <w:rPr>
+          <w:rFonts w:ascii="Times New Roman" w:hAnsi="Times New Roman"/>
+          <w:b/>
           <w:i/>
+          <w:sz w:val="22"/>
         </w:rPr>
         <w:t>Verfasserin: Dr. Nora Westphal, vorläufige Insolvenzverwalterin</w:t>
       </w:r>
     </w:p>
     <w:p>
       <w:pPr>
+        <w:spacing w:before="120" w:after="60" w:line="259" w:lineRule="auto"/>
         <w:ind w:left="567"/>
       </w:pPr>
       <w:r>
         <w:rPr>
-          <w:i/>
+          <w:rFonts w:ascii="Times New Roman" w:hAnsi="Times New Roman"/>
+          <w:b w:val="0"/>
+          <w:i w:val="0"/>
+          <w:sz w:val="22"/>
         </w:rPr>
         <w:t>Datum: 09.05.2026</w:t>
       </w:r>
     </w:p>
     <w:p>
       <w:pPr>
+        <w:spacing w:before="120" w:after="60" w:line="259" w:lineRule="auto"/>
         <w:ind w:left="567"/>
       </w:pPr>
       <w:r>
         <w:rPr>
+          <w:rFonts w:ascii="Times New Roman" w:hAnsi="Times New Roman"/>
+          <w:b/>
           <w:i/>
+          <w:sz w:val="22"/>
         </w:rPr>
         <w:t>Adressat: Insolvenzgericht, Verfahrensakte (intern)</w:t>
       </w:r>
     </w:p>
     <w:p>
       <w:pPr>
+        <w:spacing w:before="120" w:after="60" w:line="259" w:lineRule="auto"/>
         <w:ind w:left="567"/>
       </w:pPr>
       <w:r>
         <w:rPr>
+          <w:rFonts w:ascii="Times New Roman" w:hAnsi="Times New Roman"/>
+          <w:b/>
           <w:i/>
+          <w:sz w:val="22"/>
         </w:rPr>
         <w:t>Vermerk-Nr.: AV-07/2026-001</w:t>
       </w:r>
     </w:p>
-    <w:p/>
+    <w:p>
+      <w:pPr>
+        <w:spacing w:line="259" w:lineRule="auto" w:after="60"/>
+      </w:pPr>
+    </w:p>
     <w:p>
       <w:pPr>
         <w:pStyle w:val="Heading2"/>
+        <w:spacing w:before="120" w:after="60" w:line="259" w:lineRule="auto"/>
       </w:pPr>
       <w:r>
         <w:rPr>
           <w:rFonts w:ascii="Times New Roman" w:hAnsi="Times New Roman"/>
+          <w:b/>
+          <w:sz w:val="22"/>
         </w:rPr>
         <w:t>1. Anlass</w:t>
       </w:r>
     </w:p>
     <w:p>
       <w:pPr>
+        <w:spacing w:line="259" w:lineRule="auto" w:after="60"/>
         <w:jc w:val="left"/>
       </w:pPr>
       <w:r>
@@ -97,10 +128,15 @@
         <w:t xml:space="preserve"> (§§ 270 ff. InsO) zu führen. Er legte am 07.05.2026 ein handschriftliches Finanzkonzept vor. Die vorläufige Insolvenzverwalterin prüft diesen Wunsch und gibt nachstehende Stellungnahme ab.</w:t>
       </w:r>
     </w:p>
-    <w:p/>
+    <w:p>
+      <w:pPr>
+        <w:spacing w:line="259" w:lineRule="auto" w:after="60"/>
+      </w:pPr>
+    </w:p>
     <w:p>
       <w:pPr>
         <w:pStyle w:val="Heading2"/>
+        <w:spacing w:line="259" w:lineRule="auto" w:after="60"/>
       </w:pPr>
       <w:r>
         <w:rPr>
@@ -111,6 +147,7 @@
     </w:p>
     <w:p>
       <w:pPr>
+        <w:spacing w:line="259" w:lineRule="auto" w:after="60"/>
         <w:jc w:val="left"/>
       </w:pPr>
       <w:r>
@@ -120,6 +157,7 @@
     <w:p>
       <w:pPr>
         <w:pStyle w:val="ListBullet"/>
+        <w:spacing w:line="259" w:lineRule="auto" w:after="60"/>
       </w:pPr>
       <w:r>
         <w:t xml:space="preserve">der Schuldner </w:t>
@@ -137,6 +175,7 @@
     <w:p>
       <w:pPr>
         <w:pStyle w:val="ListBullet"/>
+        <w:spacing w:line="259" w:lineRule="auto" w:after="60"/>
       </w:pPr>
       <w:r>
         <w:rPr>
@@ -151,6 +190,7 @@
     <w:p>
       <w:pPr>
         <w:pStyle w:val="ListBullet"/>
+        <w:spacing w:line="259" w:lineRule="auto" w:after="60"/>
       </w:pPr>
       <w:r>
         <w:t xml:space="preserve">der Schuldner einen vollständigen </w:t>
@@ -185,16 +225,22 @@
     </w:p>
     <w:p>
       <w:pPr>
+        <w:spacing w:line="259" w:lineRule="auto" w:after="60"/>
         <w:jc w:val="left"/>
       </w:pPr>
       <w:r>
         <w:t>Der Antrag auf Eigenverwaltung muss spätestens mit dem Insolvenzantrag gestellt werden; bei Gläubigeranträgen kann der Schuldner den Eigenverwaltungsantrag bis zur ersten Gläubigerversammlung (§ 270 Abs. 2 Satz 1 InsO) nachreichen.</w:t>
       </w:r>
     </w:p>
-    <w:p/>
+    <w:p>
+      <w:pPr>
+        <w:spacing w:line="259" w:lineRule="auto" w:after="60"/>
+      </w:pPr>
+    </w:p>
     <w:p>
       <w:pPr>
         <w:pStyle w:val="Heading2"/>
+        <w:spacing w:line="259" w:lineRule="auto" w:after="60"/>
       </w:pPr>
       <w:r>
         <w:rPr>
@@ -206,6 +252,7 @@
     <w:p>
       <w:pPr>
         <w:pStyle w:val="Heading3"/>
+        <w:spacing w:line="259" w:lineRule="auto" w:after="60"/>
       </w:pPr>
       <w:r>
         <w:rPr>
@@ -216,6 +263,7 @@
     </w:p>
     <w:p>
       <w:pPr>
+        <w:spacing w:line="259" w:lineRule="auto" w:after="60"/>
         <w:jc w:val="left"/>
       </w:pPr>
       <w:r>
@@ -225,6 +273,7 @@
     <w:p>
       <w:pPr>
         <w:pStyle w:val="ListBullet"/>
+        <w:spacing w:line="259" w:lineRule="auto" w:after="60"/>
       </w:pPr>
       <w:r>
         <w:t>Ist-Zahlen für den Zeitraum 01.04.2026 bis 07.05.2026</w:t>
@@ -233,6 +282,7 @@
     <w:p>
       <w:pPr>
         <w:pStyle w:val="ListBullet"/>
+        <w:spacing w:line="259" w:lineRule="auto" w:after="60"/>
       </w:pPr>
       <w:r>
         <w:t xml:space="preserve">Planzahlen für den Zeitraum 08.05.2026 bis </w:t>
@@ -249,6 +299,7 @@
     </w:p>
     <w:p>
       <w:pPr>
+        <w:spacing w:line="259" w:lineRule="auto" w:after="60"/>
         <w:jc w:val="left"/>
       </w:pPr>
       <w:r>
@@ -281,6 +332,7 @@
     </w:p>
     <w:p>
       <w:pPr>
+        <w:spacing w:line="259" w:lineRule="auto" w:after="60"/>
         <w:jc w:val="left"/>
       </w:pPr>
       <w:r>
@@ -290,6 +342,7 @@
     <w:p>
       <w:pPr>
         <w:pStyle w:val="Heading3"/>
+        <w:spacing w:line="259" w:lineRule="auto" w:after="60"/>
       </w:pPr>
       <w:r>
         <w:rPr>
@@ -300,6 +353,7 @@
     </w:p>
     <w:p>
       <w:pPr>
+        <w:spacing w:line="259" w:lineRule="auto" w:after="60"/>
         <w:jc w:val="left"/>
       </w:pPr>
       <w:r>
@@ -308,6 +362,7 @@
     </w:p>
     <w:p>
       <w:pPr>
+        <w:spacing w:line="259" w:lineRule="auto" w:after="60"/>
         <w:jc w:val="left"/>
       </w:pPr>
       <w:r>
@@ -323,6 +378,7 @@
     <w:p>
       <w:pPr>
         <w:pStyle w:val="Heading3"/>
+        <w:spacing w:line="259" w:lineRule="auto" w:after="60"/>
       </w:pPr>
       <w:r>
         <w:rPr>
@@ -333,6 +389,7 @@
     </w:p>
     <w:p>
       <w:pPr>
+        <w:spacing w:line="259" w:lineRule="auto" w:after="60"/>
         <w:jc w:val="left"/>
       </w:pPr>
       <w:r>
@@ -342,6 +399,7 @@
     <w:p>
       <w:pPr>
         <w:pStyle w:val="ListBullet"/>
+        <w:spacing w:line="259" w:lineRule="auto" w:after="60"/>
       </w:pPr>
       <w:r>
         <w:rPr>
@@ -356,6 +414,7 @@
     <w:p>
       <w:pPr>
         <w:pStyle w:val="ListBullet"/>
+        <w:spacing w:line="259" w:lineRule="auto" w:after="60"/>
       </w:pPr>
       <w:r>
         <w:rPr>
@@ -370,6 +429,7 @@
     <w:p>
       <w:pPr>
         <w:pStyle w:val="ListBullet"/>
+        <w:spacing w:line="259" w:lineRule="auto" w:after="60"/>
       </w:pPr>
       <w:r>
         <w:t>Der Schuldner hat die Buchhaltung seit März 2026 nicht mehr ordnungsgemäß geführt; der Steuerberater hat das Mandat faktisch niedergelegt.</w:t>
@@ -377,6 +437,7 @@
     </w:p>
     <w:p>
       <w:pPr>
+        <w:spacing w:line="259" w:lineRule="auto" w:after="60"/>
         <w:jc w:val="left"/>
       </w:pPr>
       <w:r>
@@ -386,6 +447,7 @@
     <w:p>
       <w:pPr>
         <w:pStyle w:val="Heading3"/>
+        <w:spacing w:line="259" w:lineRule="auto" w:after="60"/>
       </w:pPr>
       <w:r>
         <w:rPr>
@@ -396,6 +458,7 @@
     </w:p>
     <w:p>
       <w:pPr>
+        <w:spacing w:line="259" w:lineRule="auto" w:after="60"/>
         <w:jc w:val="left"/>
       </w:pPr>
       <w:r>
@@ -405,6 +468,7 @@
     <w:p>
       <w:pPr>
         <w:pStyle w:val="ListBullet"/>
+        <w:spacing w:line="259" w:lineRule="auto" w:after="60"/>
       </w:pPr>
       <w:r>
         <w:t>Mögliche vorsätzliche Zahlungen nach Insolvenzreife</w:t>
@@ -413,6 +477,7 @@
     <w:p>
       <w:pPr>
         <w:pStyle w:val="ListBullet"/>
+        <w:spacing w:line="259" w:lineRule="auto" w:after="60"/>
       </w:pPr>
       <w:r>
         <w:t>Verschleppung der Buchführungspflichten</w:t>
@@ -421,15 +486,21 @@
     <w:p>
       <w:pPr>
         <w:pStyle w:val="ListBullet"/>
+        <w:spacing w:line="259" w:lineRule="auto" w:after="60"/>
       </w:pPr>
       <w:r>
         <w:t>Unvollständige Auskunftserteilung im Schuldnerfragebogen (Gesellschafterdarlehen wurde erst auf Nachfrage offenbart)</w:t>
       </w:r>
     </w:p>
-    <w:p/>
+    <w:p>
+      <w:pPr>
+        <w:spacing w:line="259" w:lineRule="auto" w:after="60"/>
+      </w:pPr>
+    </w:p>
     <w:p>
       <w:pPr>
         <w:pStyle w:val="Heading2"/>
+        <w:spacing w:line="259" w:lineRule="auto" w:after="60"/>
       </w:pPr>
       <w:r>
         <w:rPr>
@@ -440,6 +511,7 @@
     </w:p>
     <w:p>
       <w:pPr>
+        <w:spacing w:line="259" w:lineRule="auto" w:after="60"/>
         <w:jc w:val="left"/>
       </w:pPr>
       <w:r>
@@ -451,6 +523,7 @@
     </w:p>
     <w:p>
       <w:pPr>
+        <w:spacing w:line="259" w:lineRule="auto" w:after="60"/>
         <w:jc w:val="left"/>
       </w:pPr>
       <w:r>
@@ -460,6 +533,7 @@
     <w:p>
       <w:pPr>
         <w:pStyle w:val="ListNumber"/>
+        <w:spacing w:line="259" w:lineRule="auto" w:after="60"/>
       </w:pPr>
       <w:r>
         <w:t>Der Finanzplan deckt nur 10 Tage ab – gesetzliche Mindestanforderung nicht erfüllt.</w:t>
@@ -468,6 +542,7 @@
     <w:p>
       <w:pPr>
         <w:pStyle w:val="ListNumber"/>
+        <w:spacing w:line="259" w:lineRule="auto" w:after="60"/>
       </w:pPr>
       <w:r>
         <w:t>Ein Sanierungskonzept fehlt völlig.</w:t>
@@ -476,6 +551,7 @@
     <w:p>
       <w:pPr>
         <w:pStyle w:val="ListNumber"/>
+        <w:spacing w:line="259" w:lineRule="auto" w:after="60"/>
       </w:pPr>
       <w:r>
         <w:t>Es bestehen konkrete Anhaltspunkte für Haftungsansprüche gegen den Geschäftsführer aus Zahlungen nach Insolvenzreife (§ 15b InsO) und aus der Gesellschafterdarlehens-Rückgewähr.</w:t>
@@ -484,6 +560,7 @@
     <w:p>
       <w:pPr>
         <w:pStyle w:val="ListNumber"/>
+        <w:spacing w:line="259" w:lineRule="auto" w:after="60"/>
       </w:pPr>
       <w:r>
         <w:t>Die bisherige Buchführung ist unvollständig; eine eigenverantwortliche Verwaltung durch den Schuldner erscheint als Risiko für die Gläubigergemeinschaft.</w:t>
@@ -492,6 +569,7 @@
     <w:p>
       <w:pPr>
         <w:pStyle w:val="ListNumber"/>
+        <w:spacing w:line="259" w:lineRule="auto" w:after="60"/>
       </w:pPr>
       <w:r>
         <w:t>Ein Sachwalter wäre bei Eigenverwaltung zu bestellen (§ 270b InsO); dessen Kosten würden die Masse zusätzlich belasten ohne erkennbaren Mehrwert.</w:t>
@@ -499,16 +577,22 @@
     </w:p>
     <w:p>
       <w:pPr>
+        <w:spacing w:line="259" w:lineRule="auto" w:after="60"/>
         <w:jc w:val="left"/>
       </w:pPr>
       <w:r>
         <w:t>Eine Nachbesserung des Finanzplans und des Sanierungskonzepts wäre zwar theoretisch möglich, müsste aber innerhalb von 20 Tagen belastbar erfolgen. Angesichts der laufenden Betriebsfortführung, der fehlenden Buchführung und der beschränkten Kapazitäten des Unternehmens erscheint dies nicht realistisch.</w:t>
       </w:r>
     </w:p>
-    <w:p/>
+    <w:p>
+      <w:pPr>
+        <w:spacing w:line="259" w:lineRule="auto" w:after="60"/>
+      </w:pPr>
+    </w:p>
     <w:p>
       <w:pPr>
         <w:pStyle w:val="Heading2"/>
+        <w:spacing w:line="259" w:lineRule="auto" w:after="60"/>
       </w:pPr>
       <w:r>
         <w:rPr>
@@ -520,6 +604,7 @@
     <w:p>
       <w:pPr>
         <w:pStyle w:val="ListBullet"/>
+        <w:spacing w:line="259" w:lineRule="auto" w:after="60"/>
       </w:pPr>
       <w:r>
         <w:t>Das Insolvenzgericht wird über die Bewertung informiert.</w:t>
@@ -528,6 +613,7 @@
     <w:p>
       <w:pPr>
         <w:pStyle w:val="ListBullet"/>
+        <w:spacing w:line="259" w:lineRule="auto" w:after="60"/>
       </w:pPr>
       <w:r>
         <w:t>Der Geschäftsführer wird schriftlich benachrichtigt, dass der Antrag auf Eigenverwaltung nicht unterstützt wird.</w:t>
@@ -536,6 +622,7 @@
     <w:p>
       <w:pPr>
         <w:pStyle w:val="ListBullet"/>
+        <w:spacing w:line="259" w:lineRule="auto" w:after="60"/>
       </w:pPr>
       <w:r>
         <w:t>Das Regelverfahren wird fortgeführt; die vorläufige IV bleibt in voller Verfügungsbefugnis.</w:t>
@@ -544,14 +631,20 @@
     <w:p>
       <w:pPr>
         <w:pStyle w:val="ListBullet"/>
+        <w:spacing w:line="259" w:lineRule="auto" w:after="60"/>
       </w:pPr>
       <w:r>
         <w:t>Sollte der Schuldner innerhalb von 20 Tagen einen vollständigen, belastbaren Finanzplan und ein ausgearbeitetes Sanierungskonzept einreichen, wird die Bewertung neu vorgenommen.</w:t>
       </w:r>
     </w:p>
-    <w:p/>
     <w:p>
       <w:pPr>
+        <w:spacing w:line="259" w:lineRule="auto" w:after="60"/>
+      </w:pPr>
+    </w:p>
+    <w:p>
+      <w:pPr>
+        <w:spacing w:line="259" w:lineRule="auto" w:after="60"/>
         <w:jc w:val="left"/>
       </w:pPr>
       <w:r>
@@ -562,13 +655,58 @@
       </w:r>
     </w:p>
     <w:sectPr>
+      <w:headerReference w:type="default" r:id="rId9"/>
+      <w:footerReference w:type="default" r:id="rId10"/>
       <w:pgSz w:w="11906" w:h="16838"/>
-      <w:pgMar w:top="1417" w:right="1417" w:bottom="1417" w:left="1417" w:header="720" w:footer="720" w:gutter="0"/>
+      <w:pgMar w:top="1191" w:right="1247" w:bottom="1134" w:left="1361" w:header="720" w:footer="720" w:gutter="0"/>
       <w:cols w:space="720"/>
       <w:docGrid w:linePitch="360"/>
     </w:sectPr>
   </w:body>
 </w:document>
+</file>
+
+<file path=word/footer1.xml><?xml version="1.0" encoding="utf-8"?>
+<w:ftr xmlns:m="http://schemas.openxmlformats.org/officeDocument/2006/math" xmlns:mc="http://schemas.openxmlformats.org/markup-compatibility/2006" xmlns:mo="http://schemas.microsoft.com/office/mac/office/2008/main" xmlns:mv="urn:schemas-microsoft-com:mac:vml" xmlns:o="urn:schemas-microsoft-com:office:office" xmlns:r="http://schemas.openxmlformats.org/officeDocument/2006/relationships" xmlns:v="urn:schemas-microsoft-com:vml" xmlns:w10="urn:schemas-microsoft-com:office:word" xmlns:w14="http://schemas.microsoft.com/office/word/2010/wordml" xmlns:w="http://schemas.openxmlformats.org/wordprocessingml/2006/main" xmlns:wne="http://schemas.microsoft.com/office/word/2006/wordml" xmlns:wp14="http://schemas.microsoft.com/office/word/2010/wordprocessingDrawing" xmlns:wp="http://schemas.openxmlformats.org/drawingml/2006/wordprocessingDrawing" xmlns:wpc="http://schemas.microsoft.com/office/word/2010/wordprocessingCanvas" xmlns:wpg="http://schemas.microsoft.com/office/word/2010/wordprocessingGroup" xmlns:wpi="http://schemas.microsoft.com/office/word/2010/wordprocessingInk" xmlns:wps="http://schemas.microsoft.com/office/word/2010/wordprocessingShape" mc:Ignorable="w14 wp14">
+  <w:p>
+    <w:pPr>
+      <w:pStyle w:val="Footer"/>
+      <w:jc w:val="left"/>
+    </w:pPr>
+    <w:r/>
+    <w:r>
+      <w:rPr>
+        <w:rFonts w:ascii="Times New Roman" w:hAnsi="Times New Roman"/>
+        <w:b w:val="0"/>
+        <w:color w:val="777777"/>
+        <w:sz w:val="17"/>
+      </w:rPr>
+      <w:t>Vertraulich | Bearbeitungsstand Juli 2026 | nur zur Aktenbearbeitung</w:t>
+    </w:r>
+  </w:p>
+</w:ftr>
+</file>
+
+<file path=word/header1.xml><?xml version="1.0" encoding="utf-8"?>
+<w:hdr xmlns:m="http://schemas.openxmlformats.org/officeDocument/2006/math" xmlns:mc="http://schemas.openxmlformats.org/markup-compatibility/2006" xmlns:mo="http://schemas.microsoft.com/office/mac/office/2008/main" xmlns:mv="urn:schemas-microsoft-com:mac:vml" xmlns:o="urn:schemas-microsoft-com:office:office" xmlns:r="http://schemas.openxmlformats.org/officeDocument/2006/relationships" xmlns:v="urn:schemas-microsoft-com:vml" xmlns:w10="urn:schemas-microsoft-com:office:word" xmlns:w14="http://schemas.microsoft.com/office/word/2010/wordml" xmlns:w="http://schemas.openxmlformats.org/wordprocessingml/2006/main" xmlns:wne="http://schemas.microsoft.com/office/word/2006/wordml" xmlns:wp14="http://schemas.microsoft.com/office/word/2010/wordprocessingDrawing" xmlns:wp="http://schemas.openxmlformats.org/drawingml/2006/wordprocessingDrawing" xmlns:wpc="http://schemas.microsoft.com/office/word/2010/wordprocessingCanvas" xmlns:wpg="http://schemas.microsoft.com/office/word/2010/wordprocessingGroup" xmlns:wpi="http://schemas.microsoft.com/office/word/2010/wordprocessingInk" xmlns:wps="http://schemas.microsoft.com/office/word/2010/wordprocessingShape" mc:Ignorable="w14 wp14">
+  <w:p>
+    <w:pPr>
+      <w:pStyle w:val="Header"/>
+      <w:jc w:val="left"/>
+    </w:pPr>
+    <w:r/>
+    <w:r>
+      <w:rPr>
+        <w:rFonts w:ascii="Times New Roman" w:hAnsi="Times New Roman"/>
+        <w:b w:val="0"/>
+        <w:i w:val="0"/>
+        <w:color w:val="666666"/>
+        <w:sz w:val="17"/>
+      </w:rPr>
+      <w:t>Lindenhof und Partner mbB | Insolvenz- und Restrukturierungsakte | Bearbeitungsstand Juli 2026</w:t>
+    </w:r>
+  </w:p>
+</w:hdr>
 </file>
 
 <file path=word/numbering.xml><?xml version="1.0" encoding="utf-8"?>
@@ -1285,11 +1423,12 @@
       <w:contextualSpacing/>
     </w:pPr>
     <w:rPr>
-      <w:rFonts w:asciiTheme="majorHAnsi" w:eastAsiaTheme="majorEastAsia" w:hAnsiTheme="majorHAnsi" w:cstheme="majorBidi"/>
+      <w:rFonts w:asciiTheme="majorHAnsi" w:eastAsiaTheme="majorEastAsia" w:hAnsiTheme="majorHAnsi" w:cstheme="majorBidi" w:ascii="Times New Roman" w:hAnsi="Times New Roman"/>
+      <w:b/>
       <w:color w:val="17365D" w:themeColor="text2" w:themeShade="BF"/>
       <w:spacing w:val="5"/>
       <w:kern w:val="28"/>
-      <w:sz w:val="52"/>
+      <w:sz w:val="30"/>
       <w:szCs w:val="52"/>
     </w:rPr>
   </w:style>

--- a/testakten/insolvenzverwaltung-moebelwerk-havelberg-regelverfahren/14_sachwalter_eigenverwaltung_notiz.docx
+++ b/testakten/insolvenzverwaltung-moebelwerk-havelberg-regelverfahren/14_sachwalter_eigenverwaltung_notiz.docx
@@ -125,7 +125,7 @@
         <w:t>Eigenverwaltung</w:t>
       </w:r>
       <w:r>
-        <w:t xml:space="preserve"> (§§ 270 ff. InsO) zu führen. Er legte am 07.05.2026 ein handschriftliches Finanzkonzept vor. Die vorläufige Insolvenzverwalterin prüft diesen Wunsch und gibt nachstehende Stellungnahme ab.</w:t>
+        <w:t xml:space="preserve"> (Paragrafen 270 ff. InsO) zu führen. Er legte am 07.05.2026 ein handschriftliches Finanzkonzept vor. Die vorläufige Insolvenzverwalterin prüft diesen Wunsch und gibt nachstehende Stellungnahme ab.</w:t>
       </w:r>
     </w:p>
     <w:p>
@@ -151,7 +151,7 @@
         <w:jc w:val="left"/>
       </w:pPr>
       <w:r>
-        <w:t>Eigenverwaltung setzt nach § 270a InsO voraus, dass:</w:t>
+        <w:t>Der Antrag auf Eigenverwaltung muss nach Paragraf 270a InsO eine vollständige Eigenverwaltungsplanung enthalten. Für die vorläufige Anordnung prüft das Gericht nach Paragraf 270b InsO insbesondere, ob die Planung vollständig und schlüssig ist und nicht auf erkennbar unzutreffenden Tatsachen beruht.</w:t>
       </w:r>
     </w:p>
     <w:p>
@@ -160,17 +160,14 @@
         <w:spacing w:line="259" w:lineRule="auto" w:after="60"/>
       </w:pPr>
       <w:r>
-        <w:t xml:space="preserve">der Schuldner </w:t>
+        <w:t>die Eigenverwaltungsplanung vollständig und schlüssig ist und in wesentlichen Punkten nicht auf unzutreffenden Tatsachen beruht,</w:t>
       </w:r>
       <w:r>
         <w:rPr>
           <w:b/>
         </w:rPr>
-        <w:t>keinen Antrag</w:t>
       </w:r>
-      <w:r>
-        <w:t xml:space="preserve"> stellt, der die Interessen der Gläubiger beeinträchtigt,</w:t>
-      </w:r>
+      <w:r/>
     </w:p>
     <w:p>
       <w:pPr>
@@ -178,13 +175,7 @@
         <w:spacing w:line="259" w:lineRule="auto" w:after="60"/>
       </w:pPr>
       <w:r>
-        <w:rPr>
-          <w:b/>
-        </w:rPr>
-        <w:t>keine Umstände bekannt sind</w:t>
-      </w:r>
-      <w:r>
-        <w:t>, die darauf schließen lassen, dass die Eigenverwaltung zu Nachteilen für die Gläubiger führt,</w:t>
+        <w:t>Umstände nach Paragraf 270b Absatz 2 InsO sind vollständig offenzulegen; liegen sie vor, ist nachvollziehbar darzulegen, weshalb die Geschäftsführung gleichwohl bereit und in der Lage ist, sie an den Interessen der Gläubiger auszurichten.</w:t>
       </w:r>
     </w:p>
     <w:p>
@@ -229,7 +220,7 @@
         <w:jc w:val="left"/>
       </w:pPr>
       <w:r>
-        <w:t>Der Antrag auf Eigenverwaltung muss spätestens mit dem Insolvenzantrag gestellt werden; bei Gläubigeranträgen kann der Schuldner den Eigenverwaltungsantrag bis zur ersten Gläubigerversammlung (§ 270 Abs. 2 Satz 1 InsO) nachreichen.</w:t>
+        <w:t>Bei einem Gläubigerantrag muss der Schuldner einen eigenen Antrag auf Eigenverwaltung mit der Planung nach Paragraf 270a InsO rechtzeitig vor der gerichtlichen Entscheidung einreichen. Eine nachträgliche Anordnung im eröffneten Verfahren richtet sich nach Paragraf 271 InsO und setzt den dort bezeichneten Antrag der Gläubigerversammlung sowie die Zustimmung des Schuldners voraus.</w:t>
       </w:r>
     </w:p>
     <w:p>
@@ -303,31 +294,7 @@
         <w:jc w:val="left"/>
       </w:pPr>
       <w:r>
-        <w:rPr>
-          <w:b/>
-        </w:rPr>
-        <w:t>Bewertung:</w:t>
-      </w:r>
-      <w:r>
-        <w:t xml:space="preserve"> Der Plan deckt nur </w:t>
-      </w:r>
-      <w:r>
-        <w:rPr>
-          <w:b/>
-        </w:rPr>
-        <w:t>10 Tage</w:t>
-      </w:r>
-      <w:r>
-        <w:t xml:space="preserve"> ab. Gemäß § 270a Abs. 1 Nr. 3 InsO muss ein Finanzplan den Prognosezeitraum von </w:t>
-      </w:r>
-      <w:r>
-        <w:rPr>
-          <w:b/>
-        </w:rPr>
-        <w:t>mindestens sechs Monaten</w:t>
-      </w:r>
-      <w:r>
-        <w:t xml:space="preserve"> abdecken. Der vorgelegte Plan ist in dieser Form nicht ausreichend.</w:t>
+        <w:t>Bewertung: Der Plan deckt nur zehn Tage ab. Der Finanzplan muss nach Paragraf 270a Absatz 1 Nummer 1 InsO sechs Monate abdecken und die Finanzierungsquellen für gewöhnlichen Geschäftsbetrieb und Verfahrenskosten fundiert darstellen. Der vorgelegte Plan ist in dieser Form nicht ausreichend.</w:t>
       </w:r>
     </w:p>
     <w:p>
@@ -408,7 +375,7 @@
         <w:t>11.04.2026:</w:t>
       </w:r>
       <w:r>
-        <w:t xml:space="preserve"> Rückzahlung eines Gesellschafterdarlehens an Tim Brauer (12.500 EUR) – Anfechtungsrelevanz und ggf. § 15b InsO.</w:t>
+        <w:t xml:space="preserve"> Rückzahlung eines Gesellschafterdarlehens an Tim Brauer (12.500 EUR) – Anfechtungsrelevanz und ggf. Paragraf 15b InsO.</w:t>
       </w:r>
     </w:p>
     <w:p>
@@ -441,7 +408,7 @@
         <w:jc w:val="left"/>
       </w:pPr>
       <w:r>
-        <w:t>Diese Umstände begründen erhebliche Zweifel daran, dass eine Eigenverwaltung ohne Schaden für die Gläubigergemeinschaft durchgeführt werden kann.</w:t>
+        <w:t>Diese Umstände sprechen gegen Vollständigkeit, Schlüssigkeit und Belastbarkeit der Eigenverwaltungsplanung und sind nach Paragraf 270b Absätze 1 und 2 InsO gerichtlich zu würdigen.</w:t>
       </w:r>
     </w:p>
     <w:p>
@@ -453,7 +420,7 @@
         <w:rPr>
           <w:rFonts w:ascii="Times New Roman" w:hAnsi="Times New Roman"/>
         </w:rPr>
-        <w:t>3.4 Bekanntmachungsreife Umstände nach § 270 Abs. 1 Nr. 2 InsO</w:t>
+        <w:t>3.4 Bekanntmachungsreife Umstände nach Paragraf 270 Abs. 1 Nr. 2 InsO</w:t>
       </w:r>
     </w:p>
     <w:p>
@@ -554,7 +521,7 @@
         <w:spacing w:line="259" w:lineRule="auto" w:after="60"/>
       </w:pPr>
       <w:r>
-        <w:t>Es bestehen konkrete Anhaltspunkte für Haftungsansprüche gegen den Geschäftsführer aus Zahlungen nach Insolvenzreife (§ 15b InsO) und aus der Gesellschafterdarlehens-Rückgewähr.</w:t>
+        <w:t>Es bestehen konkrete Anhaltspunkte für Haftungsansprüche gegen den Geschäftsführer aus Zahlungen nach Insolvenzreife (Paragraf 15b InsO) und aus der Gesellschafterdarlehens-Rückgewähr.</w:t>
       </w:r>
     </w:p>
     <w:p>
@@ -572,7 +539,7 @@
         <w:spacing w:line="259" w:lineRule="auto" w:after="60"/>
       </w:pPr>
       <w:r>
-        <w:t>Ein Sachwalter wäre bei Eigenverwaltung zu bestellen (§ 270b InsO); dessen Kosten würden die Masse zusätzlich belasten ohne erkennbaren Mehrwert.</w:t>
+        <w:t>Bei Anordnung der vorläufigen Eigenverwaltung bestellt das Gericht nach Paragraf 270b Absatz 1 InsO einen vorläufigen Sachwalter. Die voraussichtlichen Mehr- oder Minderkosten gegenüber dem Regelverfahren sind nach Paragraf 270a Absatz 1 Nummer 5 InsO konkret und massebezogen darzustellen.</w:t>
       </w:r>
     </w:p>
     <w:p>
